--- a/Беларусь.docx
+++ b/Беларусь.docx
@@ -6688,15 +6688,7 @@
           <w:sz w:val="28"/>
           <w:szCs w:val="28"/>
         </w:rPr>
-        <w:t xml:space="preserve">в </w:t>
-      </w:r>
-      <w:r>
-        <w:rPr>
-          <w:rFonts w:ascii="Times New Roman" w:hAnsi="Times New Roman" w:cs="Times New Roman"/>
-          <w:sz w:val="28"/>
-          <w:szCs w:val="28"/>
-        </w:rPr>
-        <w:t>ОАО «</w:t>
+        <w:t>в ОАО «</w:t>
       </w:r>
       <w:proofErr w:type="spellStart"/>
       <w:r>
@@ -11799,7 +11791,15 @@
           <w:sz w:val="28"/>
           <w:szCs w:val="28"/>
         </w:rPr>
-        <w:t>является глубокой модернизацией Снайперской Винтовки Драгунова СВД, разработанной в «</w:t>
+        <w:t xml:space="preserve">является глубокой модернизацией Снайперской Винтовки Драгунова СВД, разработанной в </w:t>
+      </w:r>
+      <w:r>
+        <w:rPr>
+          <w:rFonts w:ascii="Times New Roman" w:hAnsi="Times New Roman" w:cs="Times New Roman"/>
+          <w:sz w:val="28"/>
+          <w:szCs w:val="28"/>
+        </w:rPr>
+        <w:t>ОАО «</w:t>
       </w:r>
       <w:proofErr w:type="spellStart"/>
       <w:r>
@@ -11808,7 +11808,7 @@
           <w:sz w:val="28"/>
           <w:szCs w:val="28"/>
         </w:rPr>
-        <w:t>Госкомавоенторга</w:t>
+        <w:t>Кидма</w:t>
       </w:r>
       <w:proofErr w:type="spellEnd"/>
       <w:r>
@@ -11817,7 +11817,15 @@
           <w:sz w:val="28"/>
           <w:szCs w:val="28"/>
         </w:rPr>
-        <w:t xml:space="preserve">». </w:t>
+        <w:t xml:space="preserve"> Тек»</w:t>
+      </w:r>
+      <w:r>
+        <w:rPr>
+          <w:rFonts w:ascii="Times New Roman" w:hAnsi="Times New Roman" w:cs="Times New Roman"/>
+          <w:sz w:val="28"/>
+          <w:szCs w:val="28"/>
+        </w:rPr>
+        <w:t xml:space="preserve">. </w:t>
       </w:r>
       <w:r>
         <w:rPr>
@@ -13005,16 +13013,7 @@
           <w:sz w:val="28"/>
           <w:szCs w:val="28"/>
         </w:rPr>
-        <w:t xml:space="preserve">Снайперская Винтовка </w:t>
-      </w:r>
-      <w:r>
-        <w:rPr>
-          <w:rFonts w:ascii="Times New Roman" w:hAnsi="Times New Roman" w:cs="Times New Roman"/>
-          <w:b/>
-          <w:sz w:val="28"/>
-          <w:szCs w:val="28"/>
-        </w:rPr>
-        <w:t>СВ-1000 «Стилет»</w:t>
+        <w:t>Снайперская Винтовка СВ-1000 «Стилет»</w:t>
       </w:r>
     </w:p>
     <w:p>
@@ -13031,13 +13030,15 @@
         <w:rPr>
           <w:rFonts w:ascii="Times New Roman" w:hAnsi="Times New Roman" w:cs="Times New Roman"/>
           <w:b/>
-          <w:sz w:val="28"/>
-          <w:szCs w:val="28"/>
+          <w:noProof/>
+          <w:sz w:val="28"/>
+          <w:szCs w:val="28"/>
+          <w:lang w:eastAsia="ru-RU"/>
         </w:rPr>
         <w:drawing>
-          <wp:inline distT="0" distB="0" distL="0" distR="0" wp14:anchorId="12E3C987" wp14:editId="47B70A26">
-            <wp:extent cx="5992061" cy="1457528"/>
-            <wp:effectExtent l="0" t="0" r="8890" b="9525"/>
+          <wp:inline distT="0" distB="0" distL="0" distR="0" wp14:anchorId="12E3C987" wp14:editId="4E7F4372">
+            <wp:extent cx="6123375" cy="1600200"/>
+            <wp:effectExtent l="0" t="0" r="0" b="0"/>
             <wp:docPr id="20" name="Рисунок 20"/>
             <wp:cNvGraphicFramePr>
               <a:graphicFrameLocks xmlns:a="http://schemas.openxmlformats.org/drawingml/2006/main" noChangeAspect="1"/>
@@ -13049,20 +13050,27 @@
                     <pic:cNvPr id="1" name=""/>
                     <pic:cNvPicPr/>
                   </pic:nvPicPr>
-                  <pic:blipFill>
+                  <pic:blipFill rotWithShape="1">
                     <a:blip r:embed="rId34"/>
-                    <a:stretch>
-                      <a:fillRect/>
-                    </a:stretch>
+                    <a:srcRect l="1271" t="-1875" r="954" b="-3169"/>
+                    <a:stretch/>
                   </pic:blipFill>
-                  <pic:spPr>
+                  <pic:spPr bwMode="auto">
                     <a:xfrm>
                       <a:off x="0" y="0"/>
-                      <a:ext cx="5992061" cy="1457528"/>
+                      <a:ext cx="6137575" cy="1603911"/>
                     </a:xfrm>
                     <a:prstGeom prst="rect">
                       <a:avLst/>
                     </a:prstGeom>
+                    <a:ln>
+                      <a:noFill/>
+                    </a:ln>
+                    <a:extLst>
+                      <a:ext uri="{53640926-AAD7-44D8-BBD7-CCE9431645EC}">
+                        <a14:shadowObscured xmlns:a14="http://schemas.microsoft.com/office/drawing/2010/main"/>
+                      </a:ext>
+                    </a:extLst>
                   </pic:spPr>
                 </pic:pic>
               </a:graphicData>
@@ -13088,16 +13096,7 @@
           <w:sz w:val="24"/>
           <w:szCs w:val="28"/>
         </w:rPr>
-        <w:t xml:space="preserve">Рисунок 1 – </w:t>
-      </w:r>
-      <w:r>
-        <w:rPr>
-          <w:rFonts w:ascii="Times New Roman" w:hAnsi="Times New Roman" w:cs="Times New Roman"/>
-          <w:i/>
-          <w:sz w:val="24"/>
-          <w:szCs w:val="28"/>
-        </w:rPr>
-        <w:t>СВ-1000 «Стилет» вид слева</w:t>
+        <w:t>Рисунок 1 – СВ-1000 «Стилет» вид слева</w:t>
       </w:r>
     </w:p>
     <w:p>
@@ -13113,12 +13112,14 @@
         <w:rPr>
           <w:rFonts w:ascii="Times New Roman" w:hAnsi="Times New Roman" w:cs="Times New Roman"/>
           <w:i/>
+          <w:noProof/>
           <w:sz w:val="24"/>
           <w:szCs w:val="28"/>
+          <w:lang w:eastAsia="ru-RU"/>
         </w:rPr>
         <w:drawing>
-          <wp:inline distT="0" distB="0" distL="0" distR="0" wp14:anchorId="164ABF13" wp14:editId="445ACD16">
-            <wp:extent cx="6120130" cy="1570355"/>
+          <wp:inline distT="0" distB="0" distL="0" distR="0" wp14:anchorId="164ABF13" wp14:editId="7B0699EE">
+            <wp:extent cx="6136139" cy="1714500"/>
             <wp:effectExtent l="0" t="0" r="0" b="0"/>
             <wp:docPr id="29" name="Рисунок 29"/>
             <wp:cNvGraphicFramePr>
@@ -13131,20 +13132,27 @@
                     <pic:cNvPr id="1" name=""/>
                     <pic:cNvPicPr/>
                   </pic:nvPicPr>
-                  <pic:blipFill>
+                  <pic:blipFill rotWithShape="1">
                     <a:blip r:embed="rId35"/>
-                    <a:stretch>
-                      <a:fillRect/>
-                    </a:stretch>
+                    <a:srcRect l="1400" t="-3530" r="1328" b="-2392"/>
+                    <a:stretch/>
                   </pic:blipFill>
-                  <pic:spPr>
+                  <pic:spPr bwMode="auto">
                     <a:xfrm>
                       <a:off x="0" y="0"/>
-                      <a:ext cx="6120130" cy="1570355"/>
+                      <a:ext cx="6155447" cy="1719895"/>
                     </a:xfrm>
                     <a:prstGeom prst="rect">
                       <a:avLst/>
                     </a:prstGeom>
+                    <a:ln>
+                      <a:noFill/>
+                    </a:ln>
+                    <a:extLst>
+                      <a:ext uri="{53640926-AAD7-44D8-BBD7-CCE9431645EC}">
+                        <a14:shadowObscured xmlns:a14="http://schemas.microsoft.com/office/drawing/2010/main"/>
+                      </a:ext>
+                    </a:extLst>
                   </pic:spPr>
                 </pic:pic>
               </a:graphicData>
@@ -13252,33 +13260,108 @@
         </w:rPr>
         <w:t xml:space="preserve">. </w:t>
       </w:r>
-      <w:proofErr w:type="gramStart"/>
-      <w:r>
-        <w:rPr>
-          <w:rFonts w:ascii="Times New Roman" w:hAnsi="Times New Roman" w:cs="Times New Roman"/>
-          <w:sz w:val="28"/>
-          <w:szCs w:val="28"/>
-        </w:rPr>
-        <w:t xml:space="preserve">Винтовка </w:t>
-      </w:r>
-      <w:bookmarkStart w:id="0" w:name="_GoBack"/>
-      <w:bookmarkEnd w:id="0"/>
-      <w:r>
-        <w:rPr>
-          <w:rFonts w:ascii="Times New Roman" w:hAnsi="Times New Roman" w:cs="Times New Roman"/>
-          <w:sz w:val="28"/>
-          <w:szCs w:val="28"/>
-        </w:rPr>
-        <w:t xml:space="preserve"> в</w:t>
-      </w:r>
-      <w:proofErr w:type="gramEnd"/>
-      <w:r>
-        <w:rPr>
-          <w:rFonts w:ascii="Times New Roman" w:hAnsi="Times New Roman" w:cs="Times New Roman"/>
-          <w:sz w:val="28"/>
-          <w:szCs w:val="28"/>
-        </w:rPr>
-        <w:t xml:space="preserve"> 2023 году и в том же году была принята на вооружение. Предназначена для вооружения снайперов Вооружённых сил РБ и поражения живой силы противника и легкобронированных целей.</w:t>
+      <w:r>
+        <w:rPr>
+          <w:rFonts w:ascii="Times New Roman" w:hAnsi="Times New Roman" w:cs="Times New Roman"/>
+          <w:sz w:val="28"/>
+          <w:szCs w:val="28"/>
+        </w:rPr>
+        <w:t xml:space="preserve">Винтовка была </w:t>
+      </w:r>
+      <w:r>
+        <w:rPr>
+          <w:rFonts w:ascii="Times New Roman" w:hAnsi="Times New Roman" w:cs="Times New Roman"/>
+          <w:sz w:val="28"/>
+          <w:szCs w:val="28"/>
+        </w:rPr>
+        <w:t>в</w:t>
+      </w:r>
+      <w:r>
+        <w:rPr>
+          <w:rFonts w:ascii="Times New Roman" w:hAnsi="Times New Roman" w:cs="Times New Roman"/>
+          <w:sz w:val="28"/>
+          <w:szCs w:val="28"/>
+        </w:rPr>
+        <w:t>первые продемонстрирована в</w:t>
+      </w:r>
+      <w:r>
+        <w:rPr>
+          <w:rFonts w:ascii="Times New Roman" w:hAnsi="Times New Roman" w:cs="Times New Roman"/>
+          <w:sz w:val="28"/>
+          <w:szCs w:val="28"/>
+        </w:rPr>
+        <w:t xml:space="preserve"> 2023 году и в том же году была принята на вооружение. Предназначена для вооружения снайперов Вооружённых сил РБ и п</w:t>
+      </w:r>
+      <w:r>
+        <w:rPr>
+          <w:rFonts w:ascii="Times New Roman" w:hAnsi="Times New Roman" w:cs="Times New Roman"/>
+          <w:sz w:val="28"/>
+          <w:szCs w:val="28"/>
+        </w:rPr>
+        <w:t>оражения живой силы противника, а также</w:t>
+      </w:r>
+      <w:r>
+        <w:rPr>
+          <w:rFonts w:ascii="Times New Roman" w:hAnsi="Times New Roman" w:cs="Times New Roman"/>
+          <w:sz w:val="28"/>
+          <w:szCs w:val="28"/>
+        </w:rPr>
+        <w:t xml:space="preserve"> легкобронированных целей.</w:t>
+      </w:r>
+      <w:r>
+        <w:rPr>
+          <w:rFonts w:ascii="Times New Roman" w:hAnsi="Times New Roman" w:cs="Times New Roman"/>
+          <w:sz w:val="28"/>
+          <w:szCs w:val="28"/>
+        </w:rPr>
+        <w:t xml:space="preserve"> На винтовке </w:t>
+      </w:r>
+      <w:r>
+        <w:rPr>
+          <w:rFonts w:ascii="Times New Roman" w:hAnsi="Times New Roman" w:cs="Times New Roman"/>
+          <w:sz w:val="28"/>
+          <w:szCs w:val="28"/>
+          <w:lang w:eastAsia="zh-CN"/>
+        </w:rPr>
+        <w:t>имеются крепления планка «</w:t>
+      </w:r>
+      <w:proofErr w:type="spellStart"/>
+      <w:r>
+        <w:rPr>
+          <w:rFonts w:ascii="Times New Roman" w:hAnsi="Times New Roman" w:cs="Times New Roman"/>
+          <w:sz w:val="28"/>
+          <w:szCs w:val="28"/>
+          <w:lang w:eastAsia="zh-CN"/>
+        </w:rPr>
+        <w:t>Пикатинни</w:t>
+      </w:r>
+      <w:proofErr w:type="spellEnd"/>
+      <w:r>
+        <w:rPr>
+          <w:rFonts w:ascii="Times New Roman" w:hAnsi="Times New Roman" w:cs="Times New Roman"/>
+          <w:sz w:val="28"/>
+          <w:szCs w:val="28"/>
+          <w:lang w:eastAsia="zh-CN"/>
+        </w:rPr>
+        <w:t>»</w:t>
+      </w:r>
+      <w:r>
+        <w:rPr>
+          <w:rFonts w:ascii="Times New Roman" w:hAnsi="Times New Roman" w:cs="Times New Roman"/>
+          <w:sz w:val="28"/>
+          <w:szCs w:val="28"/>
+          <w:lang w:eastAsia="zh-CN"/>
+        </w:rPr>
+        <w:t xml:space="preserve"> для использования разли</w:t>
+      </w:r>
+      <w:r>
+        <w:rPr>
+          <w:rFonts w:ascii="Times New Roman" w:hAnsi="Times New Roman" w:cs="Times New Roman"/>
+          <w:sz w:val="28"/>
+          <w:szCs w:val="28"/>
+          <w:lang w:eastAsia="zh-CN"/>
+        </w:rPr>
+        <w:t>чных прицельных приспособлений или крепления сошек. Также СВ-1000 имеет складной приклад.</w:t>
       </w:r>
     </w:p>
     <w:tbl>
@@ -14091,7 +14174,15 @@
                 <w:sz w:val="28"/>
                 <w:szCs w:val="28"/>
               </w:rPr>
-              <w:t xml:space="preserve">Тип автоматики </w:t>
+              <w:t>Принцип действия</w:t>
+            </w:r>
+            <w:r>
+              <w:rPr>
+                <w:rFonts w:ascii="Times New Roman" w:hAnsi="Times New Roman" w:cs="Times New Roman"/>
+                <w:sz w:val="28"/>
+                <w:szCs w:val="28"/>
+              </w:rPr>
+              <w:t xml:space="preserve"> </w:t>
             </w:r>
           </w:p>
         </w:tc>
@@ -14116,23 +14207,21 @@
                 <w:szCs w:val="28"/>
               </w:rPr>
             </w:pPr>
-            <w:proofErr w:type="spellStart"/>
-            <w:r>
-              <w:rPr>
-                <w:rFonts w:ascii="Times New Roman" w:hAnsi="Times New Roman" w:cs="Times New Roman"/>
-                <w:sz w:val="28"/>
-                <w:szCs w:val="28"/>
-              </w:rPr>
-              <w:t>Газоотвод</w:t>
-            </w:r>
-            <w:proofErr w:type="spellEnd"/>
-            <w:r>
-              <w:rPr>
-                <w:rFonts w:ascii="Times New Roman" w:hAnsi="Times New Roman" w:cs="Times New Roman"/>
-                <w:sz w:val="28"/>
-                <w:szCs w:val="28"/>
-              </w:rPr>
-              <w:t xml:space="preserve"> с поворотным затвором</w:t>
+            <w:r>
+              <w:rPr>
+                <w:rFonts w:ascii="Times New Roman" w:hAnsi="Times New Roman" w:cs="Times New Roman"/>
+                <w:sz w:val="28"/>
+                <w:szCs w:val="28"/>
+              </w:rPr>
+              <w:t>Про</w:t>
+            </w:r>
+            <w:r>
+              <w:rPr>
+                <w:rFonts w:ascii="Times New Roman" w:hAnsi="Times New Roman" w:cs="Times New Roman"/>
+                <w:sz w:val="28"/>
+                <w:szCs w:val="28"/>
+              </w:rPr>
+              <w:t>дольно-скользящий затвор</w:t>
             </w:r>
           </w:p>
         </w:tc>
@@ -14143,45 +14232,59 @@
         <w:jc w:val="center"/>
         <w:rPr>
           <w:rFonts w:ascii="Times New Roman" w:hAnsi="Times New Roman" w:cs="Times New Roman"/>
-          <w:noProof/>
-          <w:sz w:val="28"/>
-          <w:szCs w:val="28"/>
-          <w:lang w:eastAsia="zh-CN"/>
+          <w:b/>
+          <w:sz w:val="28"/>
+          <w:szCs w:val="28"/>
         </w:rPr>
       </w:pPr>
-      <w:r>
-        <w:rPr>
-          <w:rFonts w:ascii="Times New Roman" w:hAnsi="Times New Roman" w:cs="Times New Roman"/>
-          <w:b/>
-          <w:sz w:val="28"/>
-          <w:szCs w:val="28"/>
-        </w:rPr>
-        <w:t>7,62-мм</w:t>
-      </w:r>
-      <w:r>
-        <w:rPr>
-          <w:rFonts w:ascii="Times New Roman" w:hAnsi="Times New Roman" w:cs="Times New Roman"/>
-          <w:b/>
-          <w:sz w:val="28"/>
-          <w:szCs w:val="28"/>
-        </w:rPr>
-        <w:t xml:space="preserve"> </w:t>
-      </w:r>
-      <w:r>
-        <w:rPr>
-          <w:rFonts w:ascii="Times New Roman" w:hAnsi="Times New Roman" w:cs="Times New Roman"/>
-          <w:b/>
-          <w:sz w:val="28"/>
-          <w:szCs w:val="28"/>
-        </w:rPr>
-        <w:t xml:space="preserve">Винтовка Снайперская Специальная ВСС «Шёпот-739» </w:t>
-      </w:r>
     </w:p>
     <w:p>
       <w:pPr>
         <w:jc w:val="center"/>
         <w:rPr>
           <w:rFonts w:ascii="Times New Roman" w:hAnsi="Times New Roman" w:cs="Times New Roman"/>
+          <w:noProof/>
+          <w:sz w:val="28"/>
+          <w:szCs w:val="28"/>
+          <w:lang w:eastAsia="zh-CN"/>
+        </w:rPr>
+      </w:pPr>
+      <w:bookmarkStart w:id="0" w:name="_GoBack"/>
+      <w:bookmarkEnd w:id="0"/>
+      <w:r>
+        <w:rPr>
+          <w:rFonts w:ascii="Times New Roman" w:hAnsi="Times New Roman" w:cs="Times New Roman"/>
+          <w:b/>
+          <w:sz w:val="28"/>
+          <w:szCs w:val="28"/>
+        </w:rPr>
+        <w:lastRenderedPageBreak/>
+        <w:t>7,62-мм</w:t>
+      </w:r>
+      <w:r>
+        <w:rPr>
+          <w:rFonts w:ascii="Times New Roman" w:hAnsi="Times New Roman" w:cs="Times New Roman"/>
+          <w:b/>
+          <w:sz w:val="28"/>
+          <w:szCs w:val="28"/>
+        </w:rPr>
+        <w:t xml:space="preserve"> </w:t>
+      </w:r>
+      <w:r>
+        <w:rPr>
+          <w:rFonts w:ascii="Times New Roman" w:hAnsi="Times New Roman" w:cs="Times New Roman"/>
+          <w:b/>
+          <w:sz w:val="28"/>
+          <w:szCs w:val="28"/>
+        </w:rPr>
+        <w:t xml:space="preserve">Винтовка Снайперская Специальная ВСС «Шёпот-739» </w:t>
+      </w:r>
+    </w:p>
+    <w:p>
+      <w:pPr>
+        <w:jc w:val="center"/>
+        <w:rPr>
+          <w:rFonts w:ascii="Times New Roman" w:hAnsi="Times New Roman" w:cs="Times New Roman"/>
           <w:b/>
           <w:sz w:val="28"/>
           <w:szCs w:val="28"/>
@@ -14196,7 +14299,6 @@
           <w:szCs w:val="28"/>
           <w:lang w:eastAsia="ru-RU"/>
         </w:rPr>
-        <w:lastRenderedPageBreak/>
         <w:drawing>
           <wp:inline distT="0" distB="0" distL="0" distR="0" wp14:anchorId="08C6B18E" wp14:editId="2001778D">
             <wp:extent cx="5904865" cy="2150633"/>
@@ -15508,7 +15610,7 @@
             </wp:anchor>
           </w:drawing>
         </mc:Choice>
-        <mc:Fallback xmlns:w16sdtdh="http://schemas.microsoft.com/office/word/2020/wordml/sdtdatahash" xmlns:w16du="http://schemas.microsoft.com/office/word/2023/wordml/word16du" xmlns:w16="http://schemas.microsoft.com/office/word/2018/wordml" xmlns:w16cid="http://schemas.microsoft.com/office/word/2016/wordml/cid" xmlns:w16cex="http://schemas.microsoft.com/office/word/2018/wordml/cex" xmlns:oel="http://schemas.microsoft.com/office/2019/extlst" xmlns:am3d="http://schemas.microsoft.com/office/drawing/2017/model3d" xmlns:aink="http://schemas.microsoft.com/office/drawing/2016/ink" xmlns:cx8="http://schemas.microsoft.com/office/drawing/2016/5/14/chartex" xmlns:cx7="http://schemas.microsoft.com/office/drawing/2016/5/13/chartex" xmlns:cx6="http://schemas.microsoft.com/office/drawing/2016/5/12/chartex" xmlns:cx5="http://schemas.microsoft.com/office/drawing/2016/5/11/chartex" xmlns:cx4="http://schemas.microsoft.com/office/drawing/2016/5/10/chartex" xmlns:cx3="http://schemas.microsoft.com/office/drawing/2016/5/9/chartex" xmlns:cx2="http://schemas.microsoft.com/office/drawing/2015/10/21/chartex" xmlns:cx1="http://schemas.microsoft.com/office/drawing/2015/9/8/chartex">
+        <mc:Fallback xmlns:cx1="http://schemas.microsoft.com/office/drawing/2015/9/8/chartex" xmlns:cx2="http://schemas.microsoft.com/office/drawing/2015/10/21/chartex" xmlns:cx3="http://schemas.microsoft.com/office/drawing/2016/5/9/chartex" xmlns:cx4="http://schemas.microsoft.com/office/drawing/2016/5/10/chartex" xmlns:cx5="http://schemas.microsoft.com/office/drawing/2016/5/11/chartex" xmlns:cx6="http://schemas.microsoft.com/office/drawing/2016/5/12/chartex" xmlns:cx7="http://schemas.microsoft.com/office/drawing/2016/5/13/chartex" xmlns:cx8="http://schemas.microsoft.com/office/drawing/2016/5/14/chartex" xmlns:aink="http://schemas.microsoft.com/office/drawing/2016/ink" xmlns:am3d="http://schemas.microsoft.com/office/drawing/2017/model3d" xmlns:oel="http://schemas.microsoft.com/office/2019/extlst" xmlns:w16cex="http://schemas.microsoft.com/office/word/2018/wordml/cex" xmlns:w16cid="http://schemas.microsoft.com/office/word/2016/wordml/cid" xmlns:w16="http://schemas.microsoft.com/office/word/2018/wordml" xmlns:w16du="http://schemas.microsoft.com/office/word/2023/wordml/word16du" xmlns:w16sdtdh="http://schemas.microsoft.com/office/word/2020/wordml/sdtdatahash">
           <w:pict>
             <v:rect w14:anchorId="130B80DB" id="Прямоугольник 1" o:spid="_x0000_s1026" style="position:absolute;margin-left:-13.5pt;margin-top:10.2pt;width:506.4pt;height:728.8pt;z-index:251660288;visibility:visible;mso-wrap-style:square;mso-width-percent:0;mso-height-percent:0;mso-wrap-distance-left:9pt;mso-wrap-distance-top:0;mso-wrap-distance-right:9pt;mso-wrap-distance-bottom:0;mso-position-horizontal:absolute;mso-position-horizontal-relative:margin;mso-position-vertical:absolute;mso-position-vertical-relative:text;mso-width-percent:0;mso-height-percent:0;mso-width-relative:margin;mso-height-relative:margin;v-text-anchor:middle" o:gfxdata="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" filled="f" strokecolor="black [3213]" strokeweight="1pt">
               <w10:wrap anchorx="margin"/>
@@ -16726,7 +16828,7 @@
 </file>
 
 <file path=customXml/itemProps1.xml><?xml version="1.0" encoding="utf-8"?>
-<ds:datastoreItem xmlns:ds="http://schemas.openxmlformats.org/officeDocument/2006/customXml" ds:itemID="{C970EB1E-061D-4AC6-93D7-A2B3C141A699}">
+<ds:datastoreItem xmlns:ds="http://schemas.openxmlformats.org/officeDocument/2006/customXml" ds:itemID="{DD46F4A9-A3EB-4C76-AD38-B5C14B7FDEE7}">
   <ds:schemaRefs>
     <ds:schemaRef ds:uri="http://schemas.openxmlformats.org/officeDocument/2006/bibliography"/>
   </ds:schemaRefs>
